--- a/style_guide.docx
+++ b/style_guide.docx
@@ -99,7 +99,7 @@
         <w:rPr>
           <w:sz w:val="21"/>
         </w:rPr>
-        <w:t>Warm, friendly, flat 2D vector illustration in a mid-century-modern “explainer animation” style — bold simple shapes, a tight cozy color palette, no harsh outlines, flat lighting, and a subtle grain texture — the same family as Hey Duggee, modern motion-graphics explainers, and warm children’s-book illustration.</w:t>
+        <w:t>Bright, cheerful, wholesome FLAT 2D vector children's-book CLIP-ART — rounded cute friendly characters and objects, clean simple shapes, soft subtle shading with gentle highlights, thin minimal edge accents (no heavy black outlines), dot eyes and rosy cheeks. Every asset is a SINGLE isolated element on a transparent background — no scene, no setting, no ground shadow.</w:t>
       </w:r>
     </w:p>
     <w:p>
@@ -107,7 +107,7 @@
         <w:rPr>
           <w:sz w:val="21"/>
         </w:rPr>
-        <w:t>Emotional target: approachable, calm, clever, and a little cozy. Even when the topic is a market crash, the visuals stay warm and disarming — that contrast is part of the channel’s charm.</w:t>
+        <w:t>Emotional target: warm, friendly, cheerful, and a little playful. Even when the topic is a market crash, the visuals stay bright and disarming — that contrast is part of the channel's charm.</w:t>
       </w:r>
     </w:p>
     <w:p>
@@ -123,7 +123,7 @@
         <w:rPr>
           <w:sz w:val="21"/>
         </w:rPr>
-        <w:t>The approved reference (cozy living room with two rounded characters) establishes these non-negotiable traits:</w:t>
+        <w:t>The approved reference is a set of bright, cute clip-art animals (toucan, monkey, zebra, giraffe, lion, elephant, rhino, crocodile) each isolated on a plain white background. It establishes these non-negotiable traits:</w:t>
       </w:r>
     </w:p>
     <w:p>
@@ -134,7 +134,7 @@
         <w:rPr>
           <w:sz w:val="21"/>
         </w:rPr>
-        <w:t>FLAT: everything is flat color. No gradients, no realistic shading, no 3D, no glossy highlights.</w:t>
+        <w:t>CLIP-ART, ISOLATED: each asset is a SINGLE element, centered, on a TRANSPARENT background — no scene, no setting, no ground shadow. The reference shows one creature at a time, cleanly cut out.</w:t>
       </w:r>
     </w:p>
     <w:p>
@@ -156,7 +156,7 @@
         <w:rPr>
           <w:sz w:val="21"/>
         </w:rPr>
-        <w:t>OUTLINE-LESS: forms are separated by color, not by black ink lines. At most, very subtle tonal interior detail — never a heavy comic outline.</w:t>
+        <w:t>SOFT SHADING + HIGHLIGHTS: gentle subtle shading and soft highlights give a little depth — not flat-only, not 3D.</w:t>
       </w:r>
     </w:p>
     <w:p>
@@ -167,7 +167,7 @@
         <w:rPr>
           <w:sz w:val="21"/>
         </w:rPr>
-        <w:t>WARM LIMITED PALETTE: ochre yellow, cream, teal blue, deep navy, coral orange, burnt orange. Nothing neon.</w:t>
+        <w:t>THIN MINIMAL EDGE ACCENTS: forms are mostly separated by color; a thin darker edge accent appears only where shapes need separation — never a heavy black comic outline.</w:t>
       </w:r>
     </w:p>
     <w:p>
@@ -178,7 +178,7 @@
         <w:rPr>
           <w:sz w:val="21"/>
         </w:rPr>
-        <w:t>FLAT, SOFT LIGHTING: a single gentle ambient light; shadows are simple flat shapes at low opacity, never dark.</w:t>
+        <w:t>BRIGHT MULTICOLOR PALETTE: sunshine yellow, sky blue, leaf green, tomato coral, tangerine, blush pink, stone gray, warm brown, cream, charcoal. Cheerful and saturated, but fixed.</w:t>
       </w:r>
     </w:p>
     <w:p>
@@ -189,7 +189,7 @@
         <w:rPr>
           <w:sz w:val="21"/>
         </w:rPr>
-        <w:t>GRAIN: a fine film/paper-grain texture sits over the whole frame, giving a soft printed warmth.</w:t>
+        <w:t>CLEAN, NO GRAIN: crisp clean vector edges; no film grain, no paper texture, no noise overlays.</w:t>
       </w:r>
     </w:p>
     <w:p>
@@ -200,7 +200,7 @@
         <w:rPr>
           <w:sz w:val="21"/>
         </w:rPr>
-        <w:t>COZY DETAILING: simple props (pendant lamp, monstera plant, armchair, window with autumn trees), generous negative space, nothing cluttered.</w:t>
+        <w:t>FRIENDLY FACES: small dot eyes and rosy cheek blush; simple happy expressions.</w:t>
       </w:r>
     </w:p>
     <w:p>
@@ -211,7 +211,7 @@
         <w:rPr>
           <w:sz w:val="21"/>
         </w:rPr>
-        <w:t>SIMPLE FACES: tiny dot eyes and minimal mouths; emotion comes from eyebrows, posture, and gesture.</w:t>
+        <w:t>GENEROUS NEGATIVE SPACE: one clear element, nothing cluttered around it.</w:t>
       </w:r>
     </w:p>
     <w:p>
@@ -334,7 +334,7 @@
         <w:tc>
           <w:tcPr>
             <w:tcW w:type="dxa" w:w="864"/>
-            <w:shd w:val="clear" w:color="auto" w:fill="E8A93C"/>
+            <w:shd w:val="clear" w:color="auto" w:fill="FBC02D"/>
           </w:tcPr>
           <w:p>
             <w:r/>
@@ -357,7 +357,7 @@
                 <w:b/>
                 <w:sz w:val="18"/>
               </w:rPr>
-              <w:t>Ochre Yellow</w:t>
+              <w:t>Sunshine Yellow</w:t>
             </w:r>
           </w:p>
         </w:tc>
@@ -372,7 +372,7 @@
                 <w:b w:val="0"/>
                 <w:sz w:val="18"/>
               </w:rPr>
-              <w:t>#E8A93C</w:t>
+              <w:t>#FBC02D</w:t>
             </w:r>
           </w:p>
         </w:tc>
@@ -402,7 +402,7 @@
                 <w:b w:val="0"/>
                 <w:sz w:val="18"/>
               </w:rPr>
-              <w:t>Dominant background / walls / large warm fields.</w:t>
+              <w:t>Beaks, manes, warm highlights.</w:t>
             </w:r>
           </w:p>
         </w:tc>
@@ -411,7 +411,7 @@
         <w:tc>
           <w:tcPr>
             <w:tcW w:type="dxa" w:w="864"/>
-            <w:shd w:val="clear" w:color="auto" w:fill="F7EAD0"/>
+            <w:shd w:val="clear" w:color="auto" w:fill="FBF7EF"/>
           </w:tcPr>
           <w:p>
             <w:r/>
@@ -434,7 +434,7 @@
                 <w:b/>
                 <w:sz w:val="18"/>
               </w:rPr>
-              <w:t>Warm Cream</w:t>
+              <w:t>Cream</w:t>
             </w:r>
           </w:p>
         </w:tc>
@@ -449,7 +449,7 @@
                 <w:b w:val="0"/>
                 <w:sz w:val="18"/>
               </w:rPr>
-              <w:t>#F7EAD0</w:t>
+              <w:t>#FBF7EF</w:t>
             </w:r>
           </w:p>
         </w:tc>
@@ -479,7 +479,7 @@
                 <w:b w:val="0"/>
                 <w:sz w:val="18"/>
               </w:rPr>
-              <w:t>Light backgrounds, negative space, paper base.</w:t>
+              <w:t>VideoScribe canvas / negative space.</w:t>
             </w:r>
           </w:p>
         </w:tc>
@@ -488,7 +488,7 @@
         <w:tc>
           <w:tcPr>
             <w:tcW w:type="dxa" w:w="864"/>
-            <w:shd w:val="clear" w:color="auto" w:fill="3C7C9A"/>
+            <w:shd w:val="clear" w:color="auto" w:fill="4FC3E8"/>
           </w:tcPr>
           <w:p>
             <w:r/>
@@ -511,7 +511,7 @@
                 <w:b/>
                 <w:sz w:val="18"/>
               </w:rPr>
-              <w:t>Teal Blue</w:t>
+              <w:t>Sky Blue</w:t>
             </w:r>
           </w:p>
         </w:tc>
@@ -526,7 +526,7 @@
                 <w:b w:val="0"/>
                 <w:sz w:val="18"/>
               </w:rPr>
-              <w:t>#3C7C9A</w:t>
+              <w:t>#4FC3E8</w:t>
             </w:r>
           </w:p>
         </w:tc>
@@ -556,7 +556,7 @@
                 <w:b w:val="0"/>
                 <w:sz w:val="18"/>
               </w:rPr>
-              <w:t>Main character bodies, cool objects, calm zones.</w:t>
+              <w:t>Water/sky elements, calm characters.</w:t>
             </w:r>
           </w:p>
         </w:tc>
@@ -565,7 +565,7 @@
         <w:tc>
           <w:tcPr>
             <w:tcW w:type="dxa" w:w="864"/>
-            <w:shd w:val="clear" w:color="auto" w:fill="21465A"/>
+            <w:shd w:val="clear" w:color="auto" w:fill="7CC576"/>
           </w:tcPr>
           <w:p>
             <w:r/>
@@ -588,7 +588,7 @@
                 <w:b/>
                 <w:sz w:val="18"/>
               </w:rPr>
-              <w:t>Deep Navy</w:t>
+              <w:t>Leaf Green</w:t>
             </w:r>
           </w:p>
         </w:tc>
@@ -603,7 +603,7 @@
                 <w:b w:val="0"/>
                 <w:sz w:val="18"/>
               </w:rPr>
-              <w:t>#21465A</w:t>
+              <w:t>#7CC576</w:t>
             </w:r>
           </w:p>
         </w:tc>
@@ -633,7 +633,7 @@
                 <w:b w:val="0"/>
                 <w:sz w:val="18"/>
               </w:rPr>
-              <w:t>Depth, overalls, dark accents, grounding shadows.</w:t>
+              <w:t>Foliage, ground shapes.</w:t>
             </w:r>
           </w:p>
         </w:tc>
@@ -642,7 +642,7 @@
         <w:tc>
           <w:tcPr>
             <w:tcW w:type="dxa" w:w="864"/>
-            <w:shd w:val="clear" w:color="auto" w:fill="EF5A2A"/>
+            <w:shd w:val="clear" w:color="auto" w:fill="F0654E"/>
           </w:tcPr>
           <w:p>
             <w:r/>
@@ -665,7 +665,7 @@
                 <w:b/>
                 <w:sz w:val="18"/>
               </w:rPr>
-              <w:t>Coral Red-Orange</w:t>
+              <w:t>Tomato Coral</w:t>
             </w:r>
           </w:p>
         </w:tc>
@@ -680,7 +680,7 @@
                 <w:b w:val="0"/>
                 <w:sz w:val="18"/>
               </w:rPr>
-              <w:t>#EF5A2A</w:t>
+              <w:t>#F0654E</w:t>
             </w:r>
           </w:p>
         </w:tc>
@@ -710,7 +710,7 @@
                 <w:b w:val="0"/>
                 <w:sz w:val="18"/>
               </w:rPr>
-              <w:t>THE focal color. Hero element, the key idea, call-to-action. Use sparingly.</w:t>
+              <w:t>THE focal color — the key idea. Use sparingly.</w:t>
             </w:r>
           </w:p>
         </w:tc>
@@ -719,7 +719,7 @@
         <w:tc>
           <w:tcPr>
             <w:tcW w:type="dxa" w:w="864"/>
-            <w:shd w:val="clear" w:color="auto" w:fill="CC6B2C"/>
+            <w:shd w:val="clear" w:color="auto" w:fill="F39237"/>
           </w:tcPr>
           <w:p>
             <w:r/>
@@ -742,7 +742,7 @@
                 <w:b/>
                 <w:sz w:val="18"/>
               </w:rPr>
-              <w:t>Burnt Orange</w:t>
+              <w:t>Tangerine</w:t>
             </w:r>
           </w:p>
         </w:tc>
@@ -757,7 +757,7 @@
                 <w:b w:val="0"/>
                 <w:sz w:val="18"/>
               </w:rPr>
-              <w:t>#CC6B2C</w:t>
+              <w:t>#F39237</w:t>
             </w:r>
           </w:p>
         </w:tc>
@@ -787,7 +787,7 @@
                 <w:b w:val="0"/>
                 <w:sz w:val="18"/>
               </w:rPr>
-              <w:t>Plants, secondary warm accents, autumn tones.</w:t>
+              <w:t>Secondary warm accent (lion/monkey).</w:t>
             </w:r>
           </w:p>
         </w:tc>
@@ -796,7 +796,7 @@
         <w:tc>
           <w:tcPr>
             <w:tcW w:type="dxa" w:w="864"/>
-            <w:shd w:val="clear" w:color="auto" w:fill="A7A24A"/>
+            <w:shd w:val="clear" w:color="auto" w:fill="F6A9B6"/>
           </w:tcPr>
           <w:p>
             <w:r/>
@@ -819,7 +819,7 @@
                 <w:b/>
                 <w:sz w:val="18"/>
               </w:rPr>
-              <w:t>Moss Olive</w:t>
+              <w:t>Blush Pink</w:t>
             </w:r>
           </w:p>
         </w:tc>
@@ -834,7 +834,7 @@
                 <w:b w:val="0"/>
                 <w:sz w:val="18"/>
               </w:rPr>
-              <w:t>#A7A24A</w:t>
+              <w:t>#F6A9B6</w:t>
             </w:r>
           </w:p>
         </w:tc>
@@ -864,7 +864,7 @@
                 <w:b w:val="0"/>
                 <w:sz w:val="18"/>
               </w:rPr>
-              <w:t>Foliage, variety, occasional cool-warm bridge.</w:t>
+              <w:t>Cheek blush, soft accents.</w:t>
             </w:r>
           </w:p>
         </w:tc>
@@ -873,7 +873,7 @@
         <w:tc>
           <w:tcPr>
             <w:tcW w:type="dxa" w:w="864"/>
-            <w:shd w:val="clear" w:color="auto" w:fill="FCF6EA"/>
+            <w:shd w:val="clear" w:color="auto" w:fill="9DB0BC"/>
           </w:tcPr>
           <w:p>
             <w:r/>
@@ -896,7 +896,7 @@
                 <w:b/>
                 <w:sz w:val="18"/>
               </w:rPr>
-              <w:t>Off-White</w:t>
+              <w:t>Stone Gray</w:t>
             </w:r>
           </w:p>
         </w:tc>
@@ -911,7 +911,7 @@
                 <w:b w:val="0"/>
                 <w:sz w:val="18"/>
               </w:rPr>
-              <w:t>#FCF6EA</w:t>
+              <w:t>#9DB0BC</w:t>
             </w:r>
           </w:p>
         </w:tc>
@@ -941,7 +941,7 @@
                 <w:b w:val="0"/>
                 <w:sz w:val="18"/>
               </w:rPr>
-              <w:t>Highlights, eye whites, small bright pops.</w:t>
+              <w:t>Elephant/rhino bodies, neutral props.</w:t>
             </w:r>
           </w:p>
         </w:tc>
@@ -950,7 +950,84 @@
         <w:tc>
           <w:tcPr>
             <w:tcW w:type="dxa" w:w="864"/>
-            <w:shd w:val="clear" w:color="auto" w:fill="2C2A29"/>
+            <w:shd w:val="clear" w:color="auto" w:fill="8D6E63"/>
+          </w:tcPr>
+          <w:p>
+            <w:r/>
+            <w:r>
+              <w:rPr>
+                <w:b w:val="0"/>
+                <w:sz w:val="18"/>
+              </w:rPr>
+            </w:r>
+          </w:p>
+        </w:tc>
+        <w:tc>
+          <w:tcPr>
+            <w:tcW w:type="dxa" w:w="1872"/>
+          </w:tcPr>
+          <w:p>
+            <w:r/>
+            <w:r>
+              <w:rPr>
+                <w:b/>
+                <w:sz w:val="18"/>
+              </w:rPr>
+              <w:t>Warm Brown</w:t>
+            </w:r>
+          </w:p>
+        </w:tc>
+        <w:tc>
+          <w:tcPr>
+            <w:tcW w:type="dxa" w:w="1296"/>
+          </w:tcPr>
+          <w:p>
+            <w:r/>
+            <w:r>
+              <w:rPr>
+                <w:b w:val="0"/>
+                <w:sz w:val="18"/>
+              </w:rPr>
+              <w:t>#8D6E63</w:t>
+            </w:r>
+          </w:p>
+        </w:tc>
+        <w:tc>
+          <w:tcPr>
+            <w:tcW w:type="dxa" w:w="1296"/>
+          </w:tcPr>
+          <w:p>
+            <w:r/>
+            <w:r>
+              <w:rPr>
+                <w:b w:val="0"/>
+                <w:sz w:val="18"/>
+              </w:rPr>
+              <w:t>Neutral</w:t>
+            </w:r>
+          </w:p>
+        </w:tc>
+        <w:tc>
+          <w:tcPr>
+            <w:tcW w:type="dxa" w:w="4608"/>
+          </w:tcPr>
+          <w:p>
+            <w:r/>
+            <w:r>
+              <w:rPr>
+                <w:b w:val="0"/>
+                <w:sz w:val="18"/>
+              </w:rPr>
+              <w:t>Trunks, wood, branches.</w:t>
+            </w:r>
+          </w:p>
+        </w:tc>
+      </w:tr>
+      <w:tr>
+        <w:tc>
+          <w:tcPr>
+            <w:tcW w:type="dxa" w:w="864"/>
+            <w:shd w:val="clear" w:color="auto" w:fill="3A3631"/>
           </w:tcPr>
           <w:p>
             <w:r/>
@@ -988,7 +1065,7 @@
                 <w:b w:val="0"/>
                 <w:sz w:val="18"/>
               </w:rPr>
-              <w:t>#2C2A29</w:t>
+              <w:t>#3A3631</w:t>
             </w:r>
           </w:p>
         </w:tc>
@@ -1018,7 +1095,7 @@
                 <w:b w:val="0"/>
                 <w:sz w:val="18"/>
               </w:rPr>
-              <w:t>Eyes and fine details ONLY — never pure black, never as an outline.</w:t>
+              <w:t>Eyes / edge accents / fine detail — never pure black.</w:t>
             </w:r>
           </w:p>
         </w:tc>
@@ -1041,7 +1118,7 @@
         <w:rPr>
           <w:sz w:val="21"/>
         </w:rPr>
-        <w:t>60 / 30 / 10: ~60% warm neutrals (ochre, cream), ~30% the blues, ~10% the orange accent. The coral is a spotlight — reserve it for whatever the viewer should look at.</w:t>
+        <w:t>Bright but balanced: spread the palette across elements so frames feel cheerful, not chaotic. Reserve TOMATO CORAL for the ONE focal element per frame — the key idea the viewer should look at.</w:t>
       </w:r>
     </w:p>
     <w:p>
@@ -1052,7 +1129,7 @@
         <w:rPr>
           <w:sz w:val="21"/>
         </w:rPr>
-        <w:t>No pure black and no pure white. Use Charcoal and Off-White instead.</w:t>
+        <w:t>Cream is the canvas: it is the VideoScribe background / negative space, not an element fill.</w:t>
       </w:r>
     </w:p>
     <w:p>
@@ -1063,7 +1140,7 @@
         <w:rPr>
           <w:sz w:val="21"/>
         </w:rPr>
-        <w:t>Backgrounds stay muted; characters and the key idea carry the saturation.</w:t>
+        <w:t>No pure black and no pure white. Use Charcoal for eyes and edge accents; cream for the canvas.</w:t>
       </w:r>
     </w:p>
     <w:p>
@@ -1123,7 +1200,7 @@
         <w:pStyle w:val="Heading1"/>
       </w:pPr>
       <w:r>
-        <w:t>5. Line, Outline &amp; Texture</w:t>
+        <w:t>5. Line, Edge Accents &amp; Texture</w:t>
       </w:r>
     </w:p>
     <w:p>
@@ -1134,7 +1211,7 @@
         <w:rPr>
           <w:sz w:val="21"/>
         </w:rPr>
-        <w:t>Outlines: essentially none. Separate shapes with color contrast. If a detail line is unavoidable, make it a darker tint of the same fill, thin and soft — never black.</w:t>
+        <w:t>Edge accents: allowed but minimal. Separate shapes with color first; where a shape genuinely needs separation, add a THIN edge accent in a darker tint of the same fill (or charcoal) — never a heavy black ink outline, never a comic line.</w:t>
       </w:r>
     </w:p>
     <w:p>
@@ -1145,7 +1222,7 @@
         <w:rPr>
           <w:sz w:val="21"/>
         </w:rPr>
-        <w:t>Texture: a uniform fine film/paper grain over the entire frame at low opacity. It must be subtle — warmth, not noise.</w:t>
+        <w:t>No grain, no texture: clean flat color, NO film grain, NO paper texture, NO noise overlays anywhere.</w:t>
       </w:r>
     </w:p>
     <w:p>
@@ -1156,7 +1233,7 @@
         <w:rPr>
           <w:sz w:val="21"/>
         </w:rPr>
-        <w:t>Edges: clean vector edges, slightly soft. No sketchy, hand-drawn wobble; no crosshatching.</w:t>
+        <w:t>Edges: clean crisp vector edges. No sketchy, hand-drawn wobble; no crosshatching. Cutouts must be clean with no white halo (elements are isolated on transparent backgrounds).</w:t>
       </w:r>
     </w:p>
     <w:p>
@@ -1175,7 +1252,7 @@
         <w:rPr>
           <w:sz w:val="21"/>
         </w:rPr>
-        <w:t>Flat ambient light, gentle direction from the upper-left.</w:t>
+        <w:t>Soft subtle shading + gentle highlights: add a little depth to each element with soft tonal shading and gentle soft highlights (a slightly lighter top, a slightly darker base). Keep it subtle — friendly dimension, not realism.</w:t>
       </w:r>
     </w:p>
     <w:p>
@@ -1186,7 +1263,7 @@
         <w:rPr>
           <w:sz w:val="21"/>
         </w:rPr>
-        <w:t>Shadows are simple flat shapes (an oval under a character, a soft block under furniture) at ~10–15% opacity in a warm tone — never dark or sharp.</w:t>
+        <w:t>NO ground or cast shadows: every element is isolated on a transparent background, so there is no oval under the character and no shadow cast onto a surface.</w:t>
       </w:r>
     </w:p>
     <w:p>
@@ -1197,7 +1274,7 @@
         <w:rPr>
           <w:sz w:val="21"/>
         </w:rPr>
-        <w:t>No cast-shadow realism, no ambient occlusion, no glow, no lens flare.</w:t>
+        <w:t>No 3D, no ambient occlusion, no glossy/metallic highlights, no glow/bloom, no lens flare.</w:t>
       </w:r>
     </w:p>
     <w:p>
@@ -1229,7 +1306,7 @@
         <w:rPr>
           <w:sz w:val="21"/>
         </w:rPr>
-        <w:t>A single friendly animal guide who appears in every episode for brand continuity. Recommended: a warm, approachable mammal (e.g., a rounded fox or bear) rendered in the palette — teal or ochre body, coral scarf or accessory as a signature, simple dot eyes. Lock ONE design and reuse it everywhere.</w:t>
+        <w:t>A single friendly animal guide who appears in every episode for brand continuity. Recommended: a rounded SKY-BLUE fox with a coral scarf as a signature, small charcoal dot eyes and rosy cheeks, rendered as a single isolated clip-art element. Lock ONE design and reuse it everywhere as a saved Higgsfield ELEMENT.</w:t>
       </w:r>
     </w:p>
     <w:p>
@@ -1240,7 +1317,7 @@
         <w:rPr>
           <w:sz w:val="21"/>
         </w:rPr>
-        <w:t>Keep a fixed turnaround: same proportions, same colors, same signature accessory in every shot.</w:t>
+        <w:t>Keep a fixed turnaround: same proportions, same colors, same signature scarf in every appearance.</w:t>
       </w:r>
     </w:p>
     <w:p>
@@ -1267,7 +1344,7 @@
         <w:rPr>
           <w:sz w:val="21"/>
         </w:rPr>
-        <w:t>Each episode features the animal from the chosen spreadsheet row (vampire bat, gazelle, honeybee, locust, etc.). Render it in-style: simplified geometric form, flat palette colors (re-tint the real animal into the series palette rather than using natural photo colors), tiny dot eyes, friendly proportions.</w:t>
+        <w:t>Each episode features the animal from the chosen spreadsheet row (vampire bat, gazelle, honeybee, locust, etc.). Render it in-style: cute rounded clip-art form, RE-TINTED into the brand palette (not natural photo colors), soft subtle shading + highlights, dot eyes, rosy cheeks, friendly proportions — a single isolated element on a transparent background.</w:t>
       </w:r>
     </w:p>
     <w:p>
@@ -1283,7 +1360,7 @@
         <w:rPr>
           <w:sz w:val="21"/>
         </w:rPr>
-        <w:t>For crowds, traders, or the viewer stand-in, use simple rounded humanoid silhouettes in palette colors — no detailed faces. A crowd is a field of identical rounded shapes; the odd one out is coral.</w:t>
+        <w:t>For crowds, traders, or the viewer stand-in, use simple rounded clip-art figures in palette colors — no detailed faces. A crowd is a field of identical rounded shapes; the odd one out is coral.</w:t>
       </w:r>
     </w:p>
     <w:p>
@@ -1302,7 +1379,7 @@
         <w:rPr>
           <w:sz w:val="21"/>
         </w:rPr>
-        <w:t>Eyes: small charcoal dots or short ovals. Optional tiny off-white catchlight.</w:t>
+        <w:t>Eyes: small charcoal dots or short ovals. Optional tiny highlight catchlight.</w:t>
       </w:r>
     </w:p>
     <w:p>
@@ -1324,7 +1401,7 @@
         <w:rPr>
           <w:sz w:val="21"/>
         </w:rPr>
-        <w:t>Eyebrows do the emotional heavy lifting. Cheeks (a soft coral oval) for warmth when needed.</w:t>
+        <w:t>Rosy cheek blush (a soft blush-pink oval) for warmth; eyebrows do the emotional heavy lifting.</w:t>
       </w:r>
     </w:p>
     <w:p>
@@ -1343,7 +1420,7 @@
         <w:rPr>
           <w:sz w:val="21"/>
         </w:rPr>
-        <w:t>Save the Host (and any repeated prop) as a Higgsfield ELEMENT, or train a Soul, and reuse it in every prompt so the character stays identical across frames. (See Section 12.)</w:t>
+        <w:t>Generate each character as an isolated transparent element and SAVE the Host (and any repeated prop) as a Higgsfield ELEMENT, then reuse it in every prompt so the character stays identical across frames. (See Section 12.)</w:t>
       </w:r>
     </w:p>
     <w:p>
@@ -1377,14 +1454,11 @@
       </w:r>
     </w:p>
     <w:p>
-      <w:pPr>
-        <w:pStyle w:val="ListBullet"/>
-      </w:pPr>
       <w:r>
         <w:rPr>
           <w:sz w:val="21"/>
         </w:rPr>
-        <w:t>Cozy, simplified, mid-century interiors and soft stylized nature (forests, savanna, ocean) — always reduced to a few clean shapes.</w:t>
+        <w:t>There are NO baked-in scene backgrounds anymore. Every asset is a single isolated element on a transparent background; the CREAM VideoScribe canvas IS the background. Sets become optional, not painted scenes.</w:t>
       </w:r>
     </w:p>
     <w:p>
@@ -1395,7 +1469,7 @@
         <w:rPr>
           <w:sz w:val="21"/>
         </w:rPr>
-        <w:t>Generous negative space. The background supports the subject; it never competes.</w:t>
+        <w:t>Backgrounds/sets become OPTIONAL simple isolated PROP elements — a lamp, a plant, a tree — each its own transparent PNG, drawn onto the cream canvas where it helps. Or omit them entirely for a clean look.</w:t>
       </w:r>
     </w:p>
     <w:p>
@@ -1406,7 +1480,7 @@
         <w:rPr>
           <w:sz w:val="21"/>
         </w:rPr>
-        <w:t>Recurring set: a warm “study/living-room” where the Host explains things, reused for continuity (pendant lamp, plant, window, armchair as in the reference).</w:t>
+        <w:t>Generous negative space: the cream canvas supports the subject; props never compete with the focal element.</w:t>
       </w:r>
     </w:p>
     <w:p>
@@ -1417,7 +1491,18 @@
         <w:rPr>
           <w:sz w:val="21"/>
         </w:rPr>
-        <w:t>Depth via flat layered shapes and slight color-value shifts, not perspective realism.</w:t>
+        <w:t>Recurring props (e.g. a lamp + plant the Host sits near) can be saved as ELEMENTS and reused for continuity, but they are placed onto the canvas, never composited into a single scene image.</w:t>
+      </w:r>
+    </w:p>
+    <w:p>
+      <w:pPr>
+        <w:pStyle w:val="ListBullet"/>
+      </w:pPr>
+      <w:r>
+        <w:rPr>
+          <w:sz w:val="21"/>
+        </w:rPr>
+        <w:t>Depth via flat layered elements drawn on in order and slight soft shading, not perspective realism.</w:t>
       </w:r>
     </w:p>
     <w:p>
@@ -1433,7 +1518,7 @@
         <w:rPr>
           <w:sz w:val="21"/>
         </w:rPr>
-        <w:t>Finance concepts must be drawn in the SAME flat style — no realistic screenshots or stock chart imagery.</w:t>
+        <w:t>Finance concepts must be drawn in the SAME clip-art style — no realistic screenshots or stock chart imagery. Each motif is its OWN isolated transparent element in the brand palette.</w:t>
       </w:r>
     </w:p>
     <w:p>
@@ -1455,7 +1540,7 @@
         <w:rPr>
           <w:sz w:val="21"/>
         </w:rPr>
-        <w:t>Coins / money: simple flat ochre circles with a minimal symbol; stacks as rounded rectangles.</w:t>
+        <w:t>Coins / money: simple sunshine-yellow circles with a minimal symbol; stacks as rounded rectangles.</w:t>
       </w:r>
     </w:p>
     <w:p>
@@ -1466,7 +1551,7 @@
         <w:rPr>
           <w:sz w:val="21"/>
         </w:rPr>
-        <w:t>Arrows / trends: thick rounded arrows; up = teal/positive, down = burnt orange/coral for alarm.</w:t>
+        <w:t>Arrows / trends: thick rounded arrows; up = leaf green/positive, down = tangerine/coral for alarm.</w:t>
       </w:r>
     </w:p>
     <w:p>
@@ -1477,7 +1562,7 @@
         <w:rPr>
           <w:sz w:val="21"/>
         </w:rPr>
-        <w:t>Abstractions: a “herd” as identical rounded shapes; “risk” as a wobbling shape; “growth” as a sprouting rounded plant. Keep one icon vocabulary across the series.</w:t>
+        <w:t>Abstractions: a “herd” as identical rounded shapes; “risk” as a wobbling shape; “growth” as a sprouting rounded plant. Keep one icon vocabulary across the series. Each is a single isolated element on a transparent background.</w:t>
       </w:r>
     </w:p>
     <w:p>
@@ -1507,7 +1592,7 @@
         <w:rPr>
           <w:sz w:val="21"/>
         </w:rPr>
-        <w:t>Use text sparingly: key term, a number, a punchy phrase. Charcoal or navy on light fields; off-white on dark.</w:t>
+        <w:t>Use text sparingly: key term, a number, a punchy phrase. Charcoal on light fields; cream on dark.</w:t>
       </w:r>
     </w:p>
     <w:p>
@@ -1529,7 +1614,7 @@
         <w:rPr>
           <w:sz w:val="21"/>
         </w:rPr>
-        <w:t>Generating clean text inside images is unreliable — PREFER adding titles/captions in your video editor. If text must be in the image, keep it to 1–3 large words and verify spelling.</w:t>
+        <w:t>Generating clean text inside images is unreliable — PREFER adding titles/captions in VideoScribe or your video editor. If a text element must be generated, use Nano Banana Pro (better text), keep it to 1–3 large words as its own isolated transparent element, and verify spelling.</w:t>
       </w:r>
     </w:p>
     <w:p>
@@ -1548,7 +1633,7 @@
         <w:rPr>
           <w:sz w:val="21"/>
         </w:rPr>
-        <w:t>Aspect ratio: 16:9 for every frame (YouTube). Generate at the highest available resolution.</w:t>
+        <w:t>Element PNGs have NO fixed aspect ratio — each is generated isolated and centered, then placed. Generate at the highest available resolution.</w:t>
       </w:r>
     </w:p>
     <w:p>
@@ -1559,7 +1644,7 @@
         <w:rPr>
           <w:sz w:val="21"/>
         </w:rPr>
-        <w:t>One clear subject per frame, centered or on a rule-of-thirds point, with breathing room.</w:t>
+        <w:t>The 16:9 LAYOUT is composed on the VideoScribe CREAM canvas (YouTube), where elements are positioned and scaled into the frame — not baked into the individual PNGs.</w:t>
       </w:r>
     </w:p>
     <w:p>
@@ -1570,7 +1655,18 @@
         <w:rPr>
           <w:sz w:val="21"/>
         </w:rPr>
-        <w:t>Caption-safe zone: keep important content out of the bottom ~15% (room for subtitles/lower-thirds).</w:t>
+        <w:t>One clear focal subject per frame, with breathing room on the canvas.</w:t>
+      </w:r>
+    </w:p>
+    <w:p>
+      <w:pPr>
+        <w:pStyle w:val="ListBullet"/>
+      </w:pPr>
+      <w:r>
+        <w:rPr>
+          <w:sz w:val="21"/>
+        </w:rPr>
+        <w:t>Caption-safe zone: on the canvas, keep important content out of the bottom ~15% (room for subtitles/lower-thirds).</w:t>
       </w:r>
     </w:p>
     <w:p>
@@ -1600,7 +1696,7 @@
         <w:rPr>
           <w:sz w:val="21"/>
         </w:rPr>
-        <w:t>Image model: use a high-quality image model (e.g., Nano Banana Pro) for stills; aspect_ratio 16:9.</w:t>
+        <w:t>Image model: Seedream 4.5 is PRIMARY for the bulk of elements (unlimited/free in the web app on a paid plan). Use Nano Banana Pro only for elements containing text/numbers.</w:t>
       </w:r>
     </w:p>
     <w:p>
@@ -1611,7 +1707,7 @@
         <w:rPr>
           <w:sz w:val="21"/>
         </w:rPr>
-        <w:t>Consistency tools: create ELEMENTS for the Host and recurring props, or train a SOUL for the Host, and reference them in every prompt. This is the #1 lever for frames that flow together.</w:t>
+        <w:t>Isolated element → transparent PNG: generate the single isolated element on a plain flat background, then run BACKGROUND REMOVAL (the web app's remove-background tool, or the MCP remove_background with the generation's media_id and media_type='image') to get the alpha cutout, and download as a transparent PNG.</w:t>
       </w:r>
     </w:p>
     <w:p>
@@ -1622,7 +1718,7 @@
         <w:rPr>
           <w:sz w:val="21"/>
         </w:rPr>
-        <w:t>Style anchoring: keep one approved “style key frame” and pass it as a reference image so new frames inherit palette, grain, and finish.</w:t>
+        <w:t>Consistency tools: save the Host and recurring props as ELEMENTS and reference them in every prompt; keep one approved STYLE KEY-FRAME and attach it as a reference so new elements inherit palette and finish. Reuse one seed per character/prop. This is the #1 lever for frames that flow together.</w:t>
       </w:r>
     </w:p>
     <w:p>
@@ -1633,7 +1729,7 @@
         <w:rPr>
           <w:sz w:val="21"/>
         </w:rPr>
-        <w:t>Short clips: use image-to-video ONLY where motion is essential (typing, a number ticking up, a chart drawing itself, a coin flip). Generate the still first, then animate it so the style matches. Keep clips 2–4s.</w:t>
+        <w:t>Optional SVG line version: auto-trace an element in Illustrator/Inkscape so it draws as true pen strokes in VideoScribe; flat PNGs reveal under the hand instead.</w:t>
       </w:r>
     </w:p>
     <w:p>
@@ -1644,7 +1740,7 @@
         <w:rPr>
           <w:sz w:val="21"/>
         </w:rPr>
-        <w:t>Batch by scene: generate 3–6 frames per scene from the same anchor so a beat reads as one continuous shot.</w:t>
+        <w:t>Short clips (optional): use image-to-video ONLY where motion is essential (a number ticking up, a chart drawing itself, a coin flip). Generate the element still first, then animate it. Keep clips 2–4s; default motion is the VideoScribe hand-reveal.</w:t>
       </w:r>
     </w:p>
     <w:p>
@@ -1660,7 +1756,7 @@
         <w:rPr>
           <w:sz w:val="21"/>
         </w:rPr>
-        <w:t>Every image prompt = [SHOT] + [SUBJECT &amp; ACTION] + [SETTING] + [the Master Style Suffix]. Append the suffix verbatim to lock the look.</w:t>
+        <w:t>Every prompt describes ONE isolated element = [the ONE element described] + "single isolated element, centered, transparent background, no scene, no ground shadow" + [the Master Style Suffix]. Append the suffix verbatim to lock the look.</w:t>
       </w:r>
     </w:p>
     <w:p>
@@ -1695,7 +1791,7 @@
                 <w:rFonts w:ascii="Consolas" w:hAnsi="Consolas"/>
                 <w:sz w:val="18"/>
               </w:rPr>
-              <w:t>[Shot type, e.g. medium shot] of [character described identically each time] [doing a clear single action], [short setting description]. [Where the coral accent goes]. + MASTER STYLE SUFFIX</w:t>
+              <w:t>[The ONE isolated element — a character described identically each time, or a prop, or a motif] [with one clear pose/state], [where the coral accent goes if this is the focal element]. Single isolated element, centered, transparent background, no scene, no ground shadow. + MASTER STYLE SUFFIX</w:t>
             </w:r>
           </w:p>
         </w:tc>
@@ -1709,7 +1805,7 @@
           <w:color w:val="1F4E5F"/>
           <w:sz w:val="19"/>
         </w:rPr>
-        <w:t>MASTER STYLE SUFFIX (paste at the end of EVERY image prompt):</w:t>
+        <w:t>MASTER STYLE SUFFIX (paste at the end of EVERY element prompt):</w:t>
       </w:r>
     </w:p>
     <w:tbl>
@@ -1734,7 +1830,7 @@
                 <w:rFonts w:ascii="Consolas" w:hAnsi="Consolas"/>
                 <w:sz w:val="18"/>
               </w:rPr>
-              <w:t>Flat 2D vector illustration in a warm mid-century-modern explainer-animation style (in the spirit of Hey Duggee / modern motion-graphics). Bold simple geometric shapes with soft rounded corners. No outlines — forms defined by flat color blocks. Limited warm palette: ochre yellow (#E8A93C), warm cream (#F7EAD0), teal blue (#3C7C9A), deep navy (#21465A), coral red-orange (#EF5A2A), burnt orange (#CC6B2C). Flat soft ambient lighting, gentle minimal flat shadows. Subtle fine film-grain / paper texture over the whole frame. Simple dot eyes, minimal facial features. Cozy, friendly, clean, generous negative space. 16:9. No gradients, no 3D, no realistic shading, no glossy highlights, no heavy black outlines, no clutter, no photorealism.</w:t>
+              <w:t>Bright, cheerful, wholesome flat 2D vector children's-book clip-art illustration. Rounded, cute, friendly characters and objects with clean simple shapes and chunky proportions. Soft subtle shading and gentle soft highlights for a little depth; thin minimal darker edge accents only where a shape needs separation (no heavy black outlines). Small dot eyes, rosy cheek blush, simple happy expressions. Bright multicolor brand palette: sunshine yellow (#FBC02D), sky blue (#4FC3E8), leaf green (#7CC576), tomato coral (#F0654E), tangerine (#F39237), blush pink (#F6A9B6), stone gray (#9DB0BC), warm brown (#8D6E63), cream (#FBF7EF), charcoal (#3A3631). SINGLE isolated element only, centered, on a plain TRANSPARENT background — no scene, no setting, no ground shadow. Clean, modern, wholesome. No grain, no gradients, no 3D, no realistic textures, no photorealism, no heavy black outlines, no clutter, no scene background.</w:t>
             </w:r>
           </w:p>
         </w:tc>
@@ -1789,7 +1885,7 @@
                 <w:rFonts w:ascii="Consolas" w:hAnsi="Consolas"/>
                 <w:sz w:val="18"/>
               </w:rPr>
-              <w:t>photorealism, 3D render, CGI, realistic textures, gradients, glossy or metallic highlights, ambient occlusion, drop shadows, lens flare, glow/bloom, heavy black ink outlines, comic-book linework, sketchy hand-drawn wobble, crosshatching, neon or saturated electric colors, dark/gritty mood, cluttered busy backgrounds, complex detailed faces, tiny illegible text, watermarks, extra limbs or fingers, natural photographic animal coloring (re-tint animals into the palette instead).</w:t>
+              <w:t>scene background, environment, ground shadow, multiple subjects, photorealism, 3D render, CGI, realistic textures, film grain, gradients banding, glossy/metallic highlights, ambient occlusion, drop shadows, lens flare, glow/bloom, heavy black outlines, comic linework, sketchy wobble, crosshatching, dark/gritty mood, cluttered detail, complex detailed faces, tiny illegible text, watermarks, extra limbs/fingers, natural photographic animal coloring.</w:t>
             </w:r>
           </w:p>
         </w:tc>
@@ -1809,7 +1905,7 @@
         <w:rPr>
           <w:sz w:val="21"/>
         </w:rPr>
-        <w:t>Each below already follows the formula; append the Master Style Suffix when generating.</w:t>
+        <w:t>Each below is a SINGLE isolated element; append the Master Style Suffix when generating, then remove the background to a transparent PNG.</w:t>
       </w:r>
     </w:p>
     <w:p>
@@ -1819,7 +1915,7 @@
           <w:color w:val="1F4E5F"/>
           <w:sz w:val="19"/>
         </w:rPr>
-        <w:t>A) The Host introducing the episode:</w:t>
+        <w:t>A) The Host element:</w:t>
       </w:r>
     </w:p>
     <w:tbl>
@@ -1844,7 +1940,7 @@
                 <w:rFonts w:ascii="Consolas" w:hAnsi="Consolas"/>
                 <w:sz w:val="18"/>
               </w:rPr>
-              <w:t>Medium shot of the Host — a rounded friendly teal fox with small charcoal dot eyes and a signature coral scarf — standing in a cozy mid-century living room, one paw raised mid-explanation, warm and curious expression. Pendant lamp, monstera plant, and a window with stylized autumn trees behind. The coral scarf is the focal accent. + MASTER STYLE SUFFIX</w:t>
+              <w:t>Single isolated clip-art Host fox — rounded friendly sky-blue body with a signature coral scarf, small charcoal dot eyes, rosy cheeks, one paw raised mid-explanation, warm curious expression, centered. The coral scarf is the focal accent. Single isolated element, centered, transparent background, no scene, no ground shadow. + MASTER STYLE SUFFIX</w:t>
             </w:r>
           </w:p>
         </w:tc>
@@ -1858,7 +1954,7 @@
           <w:color w:val="1F4E5F"/>
           <w:sz w:val="19"/>
         </w:rPr>
-        <w:t>B) Animal-of-the-week (vampire bat, risk-pooling episode):</w:t>
+        <w:t>B) Animal-of-the-week element (vampire bat):</w:t>
       </w:r>
     </w:p>
     <w:tbl>
@@ -1883,7 +1979,7 @@
                 <w:rFonts w:ascii="Consolas" w:hAnsi="Consolas"/>
                 <w:sz w:val="18"/>
               </w:rPr>
-              <w:t>Wide shot of three rounded, friendly vampire bats re-tinted in deep navy and teal hanging in a softly lit hollow, one bat gently sharing a glowing coral droplet with a hungry neighbor. Cozy, warm, simple geometric forms, tiny dot eyes. The shared droplet is the coral focal point. + MASTER STYLE SUFFIX</w:t>
+              <w:t>Single isolated clip-art vampire bat — rounded chunky body in stone gray with sky-blue wing membranes, tiny charcoal dot eyes, small white fangs, rosy cheeks, friendly, hanging upside down, centered. Single isolated element, centered, transparent background, no scene, no ground shadow. + MASTER STYLE SUFFIX</w:t>
             </w:r>
           </w:p>
         </w:tc>
@@ -1897,7 +1993,7 @@
           <w:color w:val="1F4E5F"/>
           <w:sz w:val="19"/>
         </w:rPr>
-        <w:t>C) Finance abstraction (herd behavior):</w:t>
+        <w:t>C) Finance abstraction element (the odd-one-out):</w:t>
       </w:r>
     </w:p>
     <w:tbl>
@@ -1922,7 +2018,7 @@
                 <w:rFonts w:ascii="Consolas" w:hAnsi="Consolas"/>
                 <w:sz w:val="18"/>
               </w:rPr>
-              <w:t>Top-down medium shot of a tight crowd of identical rounded teal figures all facing the same way, with a single coral figure turning to look the opposite direction. Flat ochre background, generous negative space. The lone coral figure is the focal point. + MASTER STYLE SUFFIX</w:t>
+              <w:t>Single isolated clip-art rounded figure in tomato coral turning to look the opposite direction, cute and friendly, dot eyes, rosy cheeks, centered — the coral focal element of a herd. Single isolated element, centered, transparent background, no scene, no ground shadow. + MASTER STYLE SUFFIX</w:t>
             </w:r>
           </w:p>
         </w:tc>
@@ -1936,7 +2032,7 @@
           <w:color w:val="1F4E5F"/>
           <w:sz w:val="19"/>
         </w:rPr>
-        <w:t>D) Chart reveal (use as a short clip if it animates):</w:t>
+        <w:t>D) Finance motif element (chart, optional clip):</w:t>
       </w:r>
     </w:p>
     <w:tbl>
@@ -1961,7 +2057,7 @@
                 <w:rFonts w:ascii="Consolas" w:hAnsi="Consolas"/>
                 <w:sz w:val="18"/>
               </w:rPr>
-              <w:t>Medium shot of a chunky rounded line chart on a warm cream panel, a single bold coral line rising and then dipping, minimal navy axes, no realistic UI. Clean and friendly. The coral line is the focal point. + MASTER STYLE SUFFIX</w:t>
+              <w:t>Single isolated clip-art chunky rounded line chart, a single bold tomato-coral line rising then dipping, minimal charcoal axes, no realistic UI, clean and friendly, centered — the coral line is the focal point. Single isolated element, centered, transparent background, no scene, no ground shadow. + MASTER STYLE SUFFIX</w:t>
             </w:r>
           </w:p>
         </w:tc>
@@ -1973,7 +2069,7 @@
         <w:pStyle w:val="Heading1"/>
       </w:pPr>
       <w:r>
-        <w:t>16. Making Stills Flow Like Animation</w:t>
+        <w:t>16. Making Frames Flow via the Animated Hand-Reveal</w:t>
       </w:r>
     </w:p>
     <w:p>
@@ -1981,7 +2077,7 @@
         <w:rPr>
           <w:sz w:val="21"/>
         </w:rPr>
-        <w:t>Because the video changes visuals every 3–4 seconds, design images in connected SETS, not as isolated pictures:</w:t>
+        <w:t>Motion comes from the VideoScribe animated DRAWING HAND, not from composed camera moves. Each frame is a few isolated element PNGs drawn onto the cream canvas one-by-one, in a planned DRAW ORDER across that frame's narration slice — so the visual builds as the narrator speaks:</w:t>
       </w:r>
     </w:p>
     <w:p>
@@ -1992,7 +2088,7 @@
         <w:rPr>
           <w:sz w:val="21"/>
         </w:rPr>
-        <w:t>Work in “shot families”: keep the same background, character, palette, and camera, and change only ONE thing per frame (a pose, a prop, the camera distance, one element entering). Successive frames then read as continuous motion.</w:t>
+        <w:t>Plan a DRAW ORDER per frame: list the element PNGs and the sequence the hand reveals them (e.g. Host first, then the prop, then the coral focal element last). The reveal IS the animation.</w:t>
       </w:r>
     </w:p>
     <w:p>
@@ -2003,7 +2099,7 @@
         <w:rPr>
           <w:sz w:val="21"/>
         </w:rPr>
-        <w:t>Use the same Host Element / reference image across the family so the character is pixel-consistent.</w:t>
+        <w:t>Reuse the same Host / prop ELEMENTS across frames so recurring assets are identical and you don't regenerate them — drop the saved element back onto the canvas.</w:t>
       </w:r>
     </w:p>
     <w:p>
@@ -2014,7 +2110,7 @@
         <w:rPr>
           <w:sz w:val="21"/>
         </w:rPr>
-        <w:t>Plan beats: one idea = one shot family of 3–6 frames. Cut between families at topic changes.</w:t>
+        <w:t>PNG vs SVG draw behavior: flat element PNGs REVEAL under the moving hand (a wipe-on); an optional SVG line version of an element draws as TRUE pen strokes. Mix as needed — SVG for hero draws, PNG for the rest.</w:t>
       </w:r>
     </w:p>
     <w:p>
@@ -2025,7 +2121,7 @@
         <w:rPr>
           <w:sz w:val="21"/>
         </w:rPr>
-        <w:t>Reserve a true short video clip for motion that stills can’t fake (typing, counting numbers, drawing arrows, flips, fast movement).</w:t>
+        <w:t>Reserve a true short video CLIP only for motion the hand-reveal can't fake (counting numbers, a coin flip, fast movement); drop the MP4 onto the timeline at that frame.</w:t>
       </w:r>
     </w:p>
     <w:p>
@@ -2044,7 +2140,7 @@
         <w:rPr>
           <w:sz w:val="21"/>
         </w:rPr>
-        <w:t>☐  Flat colors only — no gradients or realistic shading?</w:t>
+        <w:t>☐  Brand palette only, with tomato coral reserved for the one focal element?</w:t>
       </w:r>
     </w:p>
     <w:p>
@@ -2055,7 +2151,7 @@
         <w:rPr>
           <w:sz w:val="21"/>
         </w:rPr>
-        <w:t>☐  Palette colors only, with coral reserved for the one focal element?</w:t>
+        <w:t>☐  Clip-art look: soft subtle shading + gentle highlights, thin edge accents — no heavy black outlines, no grain?</w:t>
       </w:r>
     </w:p>
     <w:p>
@@ -2066,7 +2162,7 @@
         <w:rPr>
           <w:sz w:val="21"/>
         </w:rPr>
-        <w:t>☐  No black outlines; shapes read by color?</w:t>
+        <w:t>☐  SINGLE isolated element on a clean TRANSPARENT background — no halo, no ground shadow, no scene?</w:t>
       </w:r>
     </w:p>
     <w:p>
@@ -2077,7 +2173,7 @@
         <w:rPr>
           <w:sz w:val="21"/>
         </w:rPr>
-        <w:t>☐  Subtle grain present; soft flat shadows only?</w:t>
+        <w:t>☐  Dot eyes + rosy cheeks; cute rounded friendly form?</w:t>
       </w:r>
     </w:p>
     <w:p>
@@ -2088,7 +2184,7 @@
         <w:rPr>
           <w:sz w:val="21"/>
         </w:rPr>
-        <w:t>☐  Recurring characters identical to their canonical reference?</w:t>
+        <w:t>☐  Recurring characters identical to their canonical Element?</w:t>
       </w:r>
     </w:p>
     <w:p>
@@ -2099,7 +2195,7 @@
         <w:rPr>
           <w:sz w:val="21"/>
         </w:rPr>
-        <w:t>☐  16:9, clear single subject, caption-safe bottom 15% kept clear?</w:t>
+        <w:t>☐  16:9 layout + caption-safe bottom 15% handled on the VideoScribe canvas (not baked into the PNG)?</w:t>
       </w:r>
     </w:p>
     <w:p>
@@ -2110,7 +2206,7 @@
         <w:rPr>
           <w:sz w:val="21"/>
         </w:rPr>
-        <w:t>☐  Cozy, friendly, uncluttered — on-brand mood?</w:t>
+        <w:t>☐  Bright, friendly, uncluttered — on-brand mood?</w:t>
       </w:r>
     </w:p>
     <w:p>
@@ -2121,7 +2217,7 @@
         <w:rPr>
           <w:sz w:val="21"/>
         </w:rPr>
-        <w:t>☐  Any on-image text limited and spelled correctly (or left for the editor)?</w:t>
+        <w:t>☐  Any text limited and spelled correctly (or left for VideoScribe/the editor)?</w:t>
       </w:r>
     </w:p>
     <w:p/>
